--- a/base/pacotes/arthen-arboris/executivo-arthen-arboris.docx
+++ b/base/pacotes/arthen-arboris/executivo-arthen-arboris.docx
@@ -46,7 +46,7 @@
           <w:i/>
           <w:sz w:val="20"/>
         </w:rPr>
-        <w:t>Gerado em 13/04/2026 às 17:11</w:t>
+        <w:t>Gerado em 13/04/2026 às 22:57</w:t>
       </w:r>
     </w:p>
     <w:p/>
@@ -3307,7 +3307,7 @@
           <w:i w:val="0"/>
           <w:sz w:val="18"/>
         </w:rPr>
-        <w:t>• Concreto (freq 2/5, fontes: fonseca-empreendimentos-estoril, cln-porto-ruby)</w:t>
+        <w:t>• Concreto (freq 3/5, fontes: viva4-barra4, fonseca-empreendimentos-estoril, cln-porto-ruby)</w:t>
       </w:r>
     </w:p>
     <w:p>
@@ -3318,7 +3318,7 @@
           <w:i w:val="0"/>
           <w:sz w:val="18"/>
         </w:rPr>
-        <w:t>• Concreto e Estrutura (freq 1/5, fontes: viva4-barra4)</w:t>
+        <w:t>• Fundações (freq 1/5, fontes: viva4-barra4)</w:t>
       </w:r>
     </w:p>
     <w:p>
@@ -3329,7 +3329,7 @@
           <w:i w:val="0"/>
           <w:sz w:val="18"/>
         </w:rPr>
-        <w:t>• Concreto/Fundação (freq 1/5, fontes: xpcon-porto-cerro)</w:t>
+        <w:t>• Supraestrutura Armada (freq 1/5, fontes: viva4-barra4)</w:t>
       </w:r>
     </w:p>
     <w:p>
@@ -3373,6 +3373,39 @@
           <w:color w:val="2C3E50"/>
           <w:sz w:val="22"/>
         </w:rPr>
+        <w:t>Rev. Interno Parede</w:t>
+      </w:r>
+    </w:p>
+    <w:p>
+      <w:r>
+        <w:rPr>
+          <w:rFonts w:ascii="Arial" w:hAnsi="Arial"/>
+          <w:b w:val="0"/>
+          <w:i w:val="0"/>
+          <w:sz w:val="18"/>
+        </w:rPr>
+        <w:t>• Pintura (freq 2/5, fontes: viva4-barra4, somauma-virginia)</w:t>
+      </w:r>
+    </w:p>
+    <w:p>
+      <w:r>
+        <w:rPr>
+          <w:rFonts w:ascii="Arial" w:hAnsi="Arial"/>
+          <w:b w:val="0"/>
+          <w:i w:val="0"/>
+          <w:sz w:val="18"/>
+        </w:rPr>
+        <w:t>• Paredes e Revestimentos (freq 1/5, fontes: viva4-barra4)</w:t>
+      </w:r>
+    </w:p>
+    <w:p>
+      <w:r>
+        <w:rPr>
+          <w:rFonts w:ascii="Arial" w:hAnsi="Arial"/>
+          <w:b/>
+          <w:color w:val="2C3E50"/>
+          <w:sz w:val="22"/>
+        </w:rPr>
         <w:t>Instalações</w:t>
       </w:r>
     </w:p>
@@ -3384,7 +3417,7 @@
           <w:i w:val="0"/>
           <w:sz w:val="18"/>
         </w:rPr>
-        <w:t>• Elétrica e Comunicação (freq 1/5, fontes: viva4-barra4)</w:t>
+        <w:t>• Cabos e Condutores (freq 1/5, fontes: viva4-barra4)</w:t>
       </w:r>
     </w:p>
     <w:p>
@@ -3395,7 +3428,7 @@
           <w:i w:val="0"/>
           <w:sz w:val="18"/>
         </w:rPr>
-        <w:t>• Louças e Metais (freq 1/5, fontes: xpcon-porto-cerro)</w:t>
+        <w:t>• Quadros e Dispositivos (freq 1/5, fontes: viva4-barra4)</w:t>
       </w:r>
     </w:p>
     <w:p>
@@ -3450,72 +3483,6 @@
           <w:color w:val="2C3E50"/>
           <w:sz w:val="22"/>
         </w:rPr>
-        <w:t>Esquadrias</w:t>
-      </w:r>
-    </w:p>
-    <w:p>
-      <w:r>
-        <w:rPr>
-          <w:rFonts w:ascii="Arial" w:hAnsi="Arial"/>
-          <w:b w:val="0"/>
-          <w:i w:val="0"/>
-          <w:sz w:val="18"/>
-        </w:rPr>
-        <w:t>• Acabamentos Internos (freq 1/5, fontes: viva4-barra4)</w:t>
-      </w:r>
-    </w:p>
-    <w:p>
-      <w:r>
-        <w:rPr>
-          <w:rFonts w:ascii="Arial" w:hAnsi="Arial"/>
-          <w:b/>
-          <w:color w:val="2C3E50"/>
-          <w:sz w:val="22"/>
-        </w:rPr>
-        <w:t>Gerenciamento</w:t>
-      </w:r>
-    </w:p>
-    <w:p>
-      <w:r>
-        <w:rPr>
-          <w:rFonts w:ascii="Arial" w:hAnsi="Arial"/>
-          <w:b w:val="0"/>
-          <w:i w:val="0"/>
-          <w:sz w:val="18"/>
-        </w:rPr>
-        <w:t>• Locação de Equipamentos (freq 2/5, fontes: xpcon-porto-cerro, fonseca-empreendimentos-estoril)</w:t>
-      </w:r>
-    </w:p>
-    <w:p>
-      <w:r>
-        <w:rPr>
-          <w:rFonts w:ascii="Arial" w:hAnsi="Arial"/>
-          <w:b w:val="0"/>
-          <w:i w:val="0"/>
-          <w:sz w:val="18"/>
-        </w:rPr>
-        <w:t>• Documentação Legal e Projetos (freq 1/5, fontes: viva4-barra4)</w:t>
-      </w:r>
-    </w:p>
-    <w:p>
-      <w:r>
-        <w:rPr>
-          <w:rFonts w:ascii="Arial" w:hAnsi="Arial"/>
-          <w:b w:val="0"/>
-          <w:i w:val="0"/>
-          <w:sz w:val="18"/>
-        </w:rPr>
-        <w:t>• Mão de Obra e Equipe (freq 1/5, fontes: fonseca-empreendimentos-estoril)</w:t>
-      </w:r>
-    </w:p>
-    <w:p>
-      <w:r>
-        <w:rPr>
-          <w:rFonts w:ascii="Arial" w:hAnsi="Arial"/>
-          <w:b/>
-          <w:color w:val="2C3E50"/>
-          <w:sz w:val="22"/>
-        </w:rPr>
         <w:t>Complementares</w:t>
       </w:r>
     </w:p>
@@ -3527,7 +3494,18 @@
           <w:i w:val="0"/>
           <w:sz w:val="18"/>
         </w:rPr>
-        <w:t>• Esquadrias (freq 1/5, fontes: fonseca-empreendimentos-estoril)</w:t>
+        <w:t>• Esquadrias (freq 2/5, fontes: viva4-barra4, fonseca-empreendimentos-estoril)</w:t>
+      </w:r>
+    </w:p>
+    <w:p>
+      <w:r>
+        <w:rPr>
+          <w:rFonts w:ascii="Arial" w:hAnsi="Arial"/>
+          <w:b w:val="0"/>
+          <w:i w:val="0"/>
+          <w:sz w:val="18"/>
+        </w:rPr>
+        <w:t>• Mobiliário e Decoração (freq 1/5, fontes: viva4-barra4)</w:t>
       </w:r>
     </w:p>
     <w:p>
@@ -3571,7 +3549,7 @@
           <w:i w:val="0"/>
           <w:sz w:val="18"/>
         </w:rPr>
-        <w:t>• Mão de Obra e Pessoal (freq 1/5, fontes: cln-porto-ruby)</w:t>
+        <w:t>• Legalização e Licenças (freq 1/5, fontes: viva4-barra4)</w:t>
       </w:r>
     </w:p>
     <w:p>
@@ -3582,7 +3560,7 @@
           <w:i w:val="0"/>
           <w:sz w:val="18"/>
         </w:rPr>
-        <w:t>• Bombas e Geradores (freq 1/5, fontes: cln-porto-ruby)</w:t>
+        <w:t>• Concreto e Estrutura (freq 1/5, fontes: xpcon-porto-cerro)</w:t>
       </w:r>
     </w:p>
     <w:p>
@@ -3593,18 +3571,7 @@
           <w:i w:val="0"/>
           <w:sz w:val="18"/>
         </w:rPr>
-        <w:t>• Estruturas de Piscina (freq 1/5, fontes: cln-porto-ruby)</w:t>
-      </w:r>
-    </w:p>
-    <w:p>
-      <w:r>
-        <w:rPr>
-          <w:rFonts w:ascii="Arial" w:hAnsi="Arial"/>
-          <w:b/>
-          <w:color w:val="2C3E50"/>
-          <w:sz w:val="22"/>
-        </w:rPr>
-        <w:t>Rev. Interno Parede</w:t>
+        <w:t>• Acabamentos e Revestimentos (freq 1/5, fontes: xpcon-porto-cerro)</w:t>
       </w:r>
     </w:p>
     <w:p>
@@ -3615,7 +3582,29 @@
           <w:i w:val="0"/>
           <w:sz w:val="18"/>
         </w:rPr>
-        <w:t>• Pintura (freq 1/5, fontes: somauma-virginia)</w:t>
+        <w:t>• Instalações (freq 1/5, fontes: xpcon-porto-cerro)</w:t>
+      </w:r>
+    </w:p>
+    <w:p>
+      <w:r>
+        <w:rPr>
+          <w:rFonts w:ascii="Arial" w:hAnsi="Arial"/>
+          <w:b w:val="0"/>
+          <w:i w:val="0"/>
+          <w:sz w:val="18"/>
+        </w:rPr>
+        <w:t>• Esquadrias e Vidros (freq 1/5, fontes: xpcon-porto-cerro)</w:t>
+      </w:r>
+    </w:p>
+    <w:p>
+      <w:r>
+        <w:rPr>
+          <w:rFonts w:ascii="Arial" w:hAnsi="Arial"/>
+          <w:b w:val="0"/>
+          <w:i w:val="0"/>
+          <w:sz w:val="18"/>
+        </w:rPr>
+        <w:t>• Equipamentos e Locação (freq 1/5, fontes: xpcon-porto-cerro)</w:t>
       </w:r>
     </w:p>
     <w:p>
@@ -3637,7 +3626,73 @@
           <w:i w:val="0"/>
           <w:sz w:val="18"/>
         </w:rPr>
+        <w:t>• Filtragem e Circulação (freq 1/5, fontes: xpcon-porto-cerro)</w:t>
+      </w:r>
+    </w:p>
+    <w:p>
+      <w:r>
+        <w:rPr>
+          <w:rFonts w:ascii="Arial" w:hAnsi="Arial"/>
+          <w:b w:val="0"/>
+          <w:i w:val="0"/>
+          <w:sz w:val="18"/>
+        </w:rPr>
+        <w:t>• Tratamento e Aquecimento (freq 1/5, fontes: xpcon-porto-cerro)</w:t>
+      </w:r>
+    </w:p>
+    <w:p>
+      <w:r>
+        <w:rPr>
+          <w:rFonts w:ascii="Arial" w:hAnsi="Arial"/>
+          <w:b w:val="0"/>
+          <w:i w:val="0"/>
+          <w:sz w:val="18"/>
+        </w:rPr>
+        <w:t>• Estrutura e Segurança (freq 1/5, fontes: xpcon-porto-cerro)</w:t>
+      </w:r>
+    </w:p>
+    <w:p>
+      <w:r>
+        <w:rPr>
+          <w:rFonts w:ascii="Arial" w:hAnsi="Arial"/>
+          <w:b w:val="0"/>
+          <w:i w:val="0"/>
+          <w:sz w:val="18"/>
+        </w:rPr>
         <w:t>• Elevadores (freq 1/5, fontes: somauma-virginia)</w:t>
+      </w:r>
+    </w:p>
+    <w:p>
+      <w:r>
+        <w:rPr>
+          <w:rFonts w:ascii="Arial" w:hAnsi="Arial"/>
+          <w:b/>
+          <w:color w:val="2C3E50"/>
+          <w:sz w:val="22"/>
+        </w:rPr>
+        <w:t>Gerenciamento</w:t>
+      </w:r>
+    </w:p>
+    <w:p>
+      <w:r>
+        <w:rPr>
+          <w:rFonts w:ascii="Arial" w:hAnsi="Arial"/>
+          <w:b w:val="0"/>
+          <w:i w:val="0"/>
+          <w:sz w:val="18"/>
+        </w:rPr>
+        <w:t>• Locação de Equipamentos (freq 1/5, fontes: fonseca-empreendimentos-estoril)</w:t>
+      </w:r>
+    </w:p>
+    <w:p>
+      <w:r>
+        <w:rPr>
+          <w:rFonts w:ascii="Arial" w:hAnsi="Arial"/>
+          <w:b w:val="0"/>
+          <w:i w:val="0"/>
+          <w:sz w:val="18"/>
+        </w:rPr>
+        <w:t>• Mão de Obra e Equipe (freq 1/5, fontes: fonseca-empreendimentos-estoril)</w:t>
       </w:r>
     </w:p>
     <w:p/>
@@ -4877,7 +4932,7 @@
           <w:i/>
           <w:sz w:val="16"/>
         </w:rPr>
-        <w:t>Memorial gerado automaticamente por gerar_memorial_pacote.py em 13/04/2026 17:11</w:t>
+        <w:t>Memorial gerado automaticamente por gerar_memorial_pacote.py em 13/04/2026 22:57</w:t>
       </w:r>
     </w:p>
     <w:sectPr>
